--- a/backend/data/corpus/DOC-20230213-090.docx
+++ b/backend/data/corpus/DOC-20230213-090.docx
@@ -63,7 +63,7 @@
           <w:b/>
           <w:sz w:val="21"/>
         </w:rPr>
-        <w:t>Marcus Boudreaux, MD, Bayou Regional Epilepsy Center, Baton Rouge, LA (RSM)</w:t>
+        <w:t>Ulrike Dellacroix, MD, Silver Creek Medical Group, Allentown, PA (RSM)</w:t>
       </w:r>
     </w:p>
     <w:p>
@@ -71,7 +71,7 @@
         <w:rPr>
           <w:sz w:val="21"/>
         </w:rPr>
-        <w:t>&gt; A brief meeting in the workroom, first one this quarter.</w:t>
+        <w:t>&gt; Referral patterns into this clinic have changed, and newly referred patients is a bigger share than it was.</w:t>
       </w:r>
     </w:p>
     <w:p>
@@ -79,7 +79,127 @@
         <w:rPr>
           <w:sz w:val="21"/>
         </w:rPr>
-        <w:t>&gt; Noted that benefit checks takes longer than the clinical decision and that this is not specific to any one product.</w:t>
+        <w:t>&gt; Noted that benefit checks remains the slowest step and that this is not specific to any one product.</w:t>
+      </w:r>
+    </w:p>
+    <w:p>
+      <w:r>
+        <w:rPr>
+          <w:sz w:val="21"/>
+        </w:rPr>
+        <w:t>&gt; Mostly small talk about the program and the venue.</w:t>
+      </w:r>
+    </w:p>
+    <w:p>
+      <w:r>
+        <w:rPr>
+          <w:sz w:val="21"/>
+        </w:rPr>
+      </w:r>
+    </w:p>
+    <w:p>
+      <w:r>
+        <w:rPr>
+          <w:b/>
+          <w:sz w:val="21"/>
+        </w:rPr>
+        <w:t>Pallavi Wainwright, MD, Bluestem Comprehensive Epilepsy Clinic, Savannah, GA (RSM)</w:t>
+      </w:r>
+    </w:p>
+    <w:p>
+      <w:r>
+        <w:rPr>
+          <w:sz w:val="21"/>
+        </w:rPr>
+        <w:t>&gt; The practice lost the clinic pharmacist and has not backfilled, so the new-patient backlog looks better than last year.</w:t>
+      </w:r>
+    </w:p>
+    <w:p>
+      <w:r>
+        <w:rPr>
+          <w:sz w:val="21"/>
+        </w:rPr>
+        <w:t>&gt; Closed there — nothing that needed follow-up.</w:t>
+      </w:r>
+    </w:p>
+    <w:p>
+      <w:r>
+        <w:rPr>
+          <w:sz w:val="21"/>
+        </w:rPr>
+        <w:t>&gt; Titration scheduling is handled by nursing staff, which the practice finds workable.</w:t>
+      </w:r>
+    </w:p>
+    <w:p>
+      <w:r>
+        <w:rPr>
+          <w:sz w:val="21"/>
+        </w:rPr>
+      </w:r>
+    </w:p>
+    <w:p>
+      <w:r>
+        <w:rPr>
+          <w:b/>
+          <w:sz w:val="21"/>
+        </w:rPr>
+        <w:t>Mairead Corliss, MD, Willowmere Neuroscience Center, Hartford, CT (RSM)</w:t>
+      </w:r>
+    </w:p>
+    <w:p>
+      <w:r>
+        <w:rPr>
+          <w:sz w:val="21"/>
+        </w:rPr>
+        <w:t>&gt; Stopped by outside the EEG suite for an unexpectedly long conversation.</w:t>
+      </w:r>
+    </w:p>
+    <w:p>
+      <w:r>
+        <w:rPr>
+          <w:sz w:val="21"/>
+        </w:rPr>
+        <w:t>&gt; Referral patterns into this clinic have changed, and the refractory group is a bigger share than it was.</w:t>
+      </w:r>
+    </w:p>
+    <w:p>
+      <w:r>
+        <w:rPr>
+          <w:sz w:val="21"/>
+        </w:rPr>
+        <w:t>&gt; Asked whether I had seen a session summary from a colleague; I had not, and offered nothing in return.</w:t>
+      </w:r>
+    </w:p>
+    <w:p>
+      <w:r>
+        <w:rPr>
+          <w:sz w:val="21"/>
+        </w:rPr>
+        <w:t>&gt; Talked through the pediatric-to-adult transfers in general terms, without any specific case.</w:t>
+      </w:r>
+    </w:p>
+    <w:p>
+      <w:r>
+        <w:rPr>
+          <w:sz w:val="21"/>
+        </w:rPr>
+      </w:r>
+    </w:p>
+    <w:p>
+      <w:r>
+        <w:rPr>
+          <w:b/>
+          <w:sz w:val="21"/>
+        </w:rPr>
+        <w:t>Imani Steinmetz, MD, Bluestem Comprehensive Epilepsy Clinic, Eugene, OR (RSM)</w:t>
+      </w:r>
+    </w:p>
+    <w:p>
+      <w:r>
+        <w:rPr>
+          <w:sz w:val="21"/>
+        </w:rPr>
+        <w:t>&gt; Asked about my travel schedule, since visits keep landing on the busiest clinic days.</w:t>
       </w:r>
     </w:p>
     <w:p>
@@ -95,15 +215,7 @@
         <w:rPr>
           <w:sz w:val="21"/>
         </w:rPr>
-        <w:t>&gt; No materials requested. Safety items asked about and confirmed none.</w:t>
-      </w:r>
-    </w:p>
-    <w:p>
-      <w:r>
-        <w:rPr>
-          <w:sz w:val="21"/>
-        </w:rPr>
-        <w:t>&gt; Described how the refractory group is triaged now compared with before.</w:t>
+        <w:t>&gt; Mostly small talk about the program and the venue.</w:t>
       </w:r>
     </w:p>
     <w:p>
@@ -119,7 +231,7 @@
           <w:b/>
           <w:sz w:val="21"/>
         </w:rPr>
-        <w:t>Ilse Beauchamp, MD, Harborlight Epilepsy Center, Lakeland, FL (RSM)</w:t>
+        <w:t>Tadeo Wycliffe, MD, Granite Bay Epilepsy Center, Boise, ID (AR)</w:t>
       </w:r>
     </w:p>
     <w:p>
@@ -127,7 +239,7 @@
         <w:rPr>
           <w:sz w:val="21"/>
         </w:rPr>
-        <w:t>&gt; A clipped visit in the corridor; the schedule was tight.</w:t>
+        <w:t>&gt; Caught an unexpectedly long window in the conference room between patients.</w:t>
       </w:r>
     </w:p>
     <w:p>
@@ -135,7 +247,7 @@
         <w:rPr>
           <w:sz w:val="21"/>
         </w:rPr>
-        <w:t>&gt; The composition of the older half of the panel has shifted over the last year or two.</w:t>
+        <w:t>&gt; Onboarding the clinic pharmacist is the current preoccupation here.</w:t>
       </w:r>
     </w:p>
     <w:p>
@@ -143,7 +255,7 @@
         <w:rPr>
           <w:sz w:val="21"/>
         </w:rPr>
-        <w:t>&gt; Formulary questions takes longer than the clinical decision, which came up as a general frustration.</w:t>
+        <w:t>&gt; The travel schedule this year came up, and little else.</w:t>
       </w:r>
     </w:p>
     <w:p>
@@ -151,7 +263,7 @@
         <w:rPr>
           <w:sz w:val="21"/>
         </w:rPr>
-        <w:t>&gt; The practice lost the clinic pharmacist and has not backfilled, so routine follow-up slots has stretched out.</w:t>
+        <w:t>&gt; Titration habits came up in general terms; no specifics were discussed and none were offered.</w:t>
       </w:r>
     </w:p>
     <w:p>
@@ -167,7 +279,7 @@
           <w:b/>
           <w:sz w:val="21"/>
         </w:rPr>
-        <w:t>Yannick Thistlewood, MD, Thornfield Regional Epilepsy Program, Wichita, KS (RSM)</w:t>
+        <w:t>Tobias Norrington, MD, Marbury Neurological Care Center, Mobile, AL (RSM)</w:t>
       </w:r>
     </w:p>
     <w:p>
@@ -175,7 +287,111 @@
         <w:rPr>
           <w:sz w:val="21"/>
         </w:rPr>
-        <w:t>&gt; Caught a short window at the end of the clinic list between patients.</w:t>
+        <w:t>&gt; A compressed conversation at the nurses' station, mostly logistics.</w:t>
+      </w:r>
+    </w:p>
+    <w:p>
+      <w:r>
+        <w:rPr>
+          <w:sz w:val="21"/>
+        </w:rPr>
+        <w:t>&gt; Spent some time on the refractory group and how workup decisions get sequenced.</w:t>
+      </w:r>
+    </w:p>
+    <w:p>
+      <w:r>
+        <w:rPr>
+          <w:sz w:val="21"/>
+        </w:rPr>
+        <w:t>&gt; The travel schedule this year came up, and little else.</w:t>
+      </w:r>
+    </w:p>
+    <w:p>
+      <w:r>
+        <w:rPr>
+          <w:sz w:val="21"/>
+        </w:rPr>
+        <w:t>&gt; Titration scheduling is handled by nursing staff, which the practice finds workable.</w:t>
+      </w:r>
+    </w:p>
+    <w:p>
+      <w:r>
+        <w:rPr>
+          <w:sz w:val="21"/>
+        </w:rPr>
+      </w:r>
+    </w:p>
+    <w:p>
+      <w:r>
+        <w:rPr>
+          <w:b/>
+          <w:sz w:val="21"/>
+        </w:rPr>
+        <w:t>Felicity Bellweather, MD, Sandhill Neuroscience Center, Tacoma, WA (RSM)</w:t>
+      </w:r>
+    </w:p>
+    <w:p>
+      <w:r>
+        <w:rPr>
+          <w:sz w:val="21"/>
+        </w:rPr>
+        <w:t>&gt; A brief conversation in the workroom, mostly logistics.</w:t>
+      </w:r>
+    </w:p>
+    <w:p>
+      <w:r>
+        <w:rPr>
+          <w:sz w:val="21"/>
+        </w:rPr>
+        <w:t>&gt; Titration habits came up in general terms; no specifics were discussed and none were offered.</w:t>
+      </w:r>
+    </w:p>
+    <w:p>
+      <w:r>
+        <w:rPr>
+          <w:sz w:val="21"/>
+        </w:rPr>
+        <w:t>&gt; Clinic throughput keeps slipping since the summer, which shapes how much time there is for anything else.</w:t>
+      </w:r>
+    </w:p>
+    <w:p>
+      <w:r>
+        <w:rPr>
+          <w:sz w:val="21"/>
+        </w:rPr>
+      </w:r>
+    </w:p>
+    <w:p>
+      <w:r>
+        <w:rPr>
+          <w:b/>
+          <w:sz w:val="21"/>
+        </w:rPr>
+        <w:t>Niamh Ostrander, MD, Bayview Health Neurology, Burlington, VT (RSM)</w:t>
+      </w:r>
+    </w:p>
+    <w:p>
+      <w:r>
+        <w:rPr>
+          <w:sz w:val="21"/>
+        </w:rPr>
+        <w:t>&gt; Stopped by in the workroom for a brief conversation.</w:t>
+      </w:r>
+    </w:p>
+    <w:p>
+      <w:r>
+        <w:rPr>
+          <w:sz w:val="21"/>
+        </w:rPr>
+        <w:t>&gt; Titration habits came up in general terms; no specifics were discussed and none were offered.</w:t>
+      </w:r>
+    </w:p>
+    <w:p>
+      <w:r>
+        <w:rPr>
+          <w:sz w:val="21"/>
+        </w:rPr>
+        <w:t>&gt; Benefit verification is the step that most often delays a start here.</w:t>
       </w:r>
     </w:p>
     <w:p>
@@ -191,7 +407,7 @@
         <w:rPr>
           <w:sz w:val="21"/>
         </w:rPr>
-        <w:t>&gt; The composition of the surgical workup list has shifted over the last year or two.</w:t>
+        <w:t>&gt; The referral intake process is being piloted this quarter, and that took up the first part of the conversation.</w:t>
       </w:r>
     </w:p>
     <w:p>
@@ -207,7 +423,7 @@
           <w:b/>
           <w:sz w:val="21"/>
         </w:rPr>
-        <w:t>Zubin Castellane, MD, Marbury Neurological Care Center, Omaha, NE (RSM)</w:t>
+        <w:t>Darius Eastmond, MD, Kestrel Comprehensive Epilepsy Clinic, Worcester, MA (RSM)</w:t>
       </w:r>
     </w:p>
     <w:p>
@@ -215,7 +431,7 @@
         <w:rPr>
           <w:sz w:val="21"/>
         </w:rPr>
-        <w:t>&gt; A clipped visit by the scheduling desk; the schedule was tight.</w:t>
+        <w:t>&gt; Formulary questions has improved somewhat, which came up as a general frustration.</w:t>
       </w:r>
     </w:p>
     <w:p>
@@ -223,7 +439,135 @@
         <w:rPr>
           <w:sz w:val="21"/>
         </w:rPr>
-        <w:t>&gt; Asked whether I had seen a guideline update discussed at journal club; I had not, and offered nothing in return.</w:t>
+        <w:t>&gt; Titration scheduling is handled by nursing staff, which the practice finds workable.</w:t>
+      </w:r>
+    </w:p>
+    <w:p>
+      <w:r>
+        <w:rPr>
+          <w:sz w:val="21"/>
+        </w:rPr>
+        <w:t>&gt; No materials requested. Safety items asked about and confirmed none.</w:t>
+      </w:r>
+    </w:p>
+    <w:p>
+      <w:r>
+        <w:rPr>
+          <w:sz w:val="21"/>
+        </w:rPr>
+      </w:r>
+    </w:p>
+    <w:p>
+      <w:r>
+        <w:rPr>
+          <w:b/>
+          <w:sz w:val="21"/>
+        </w:rPr>
+        <w:t>Dagmar Lindenmuth, MD, Alder Point Neurology Associates, Charleston, SC (AR)</w:t>
+      </w:r>
+    </w:p>
+    <w:p>
+      <w:r>
+        <w:rPr>
+          <w:sz w:val="21"/>
+        </w:rPr>
+        <w:t>&gt; An unhurried conversation in the conference room, mostly logistics.</w:t>
+      </w:r>
+    </w:p>
+    <w:p>
+      <w:r>
+        <w:rPr>
+          <w:sz w:val="21"/>
+        </w:rPr>
+        <w:t>&gt; Nothing that needed follow-up this time. Asked about safety and confirmed nothing to report.</w:t>
+      </w:r>
+    </w:p>
+    <w:p>
+      <w:r>
+        <w:rPr>
+          <w:sz w:val="21"/>
+        </w:rPr>
+        <w:t>&gt; The patient portal went live without much warning, and that took up the first part of the conversation.</w:t>
+      </w:r>
+    </w:p>
+    <w:p>
+      <w:r>
+        <w:rPr>
+          <w:sz w:val="21"/>
+        </w:rPr>
+        <w:t>&gt; Most of the discussion was about the scheduling system, which has not settled.</w:t>
+      </w:r>
+    </w:p>
+    <w:p>
+      <w:r>
+        <w:rPr>
+          <w:sz w:val="21"/>
+        </w:rPr>
+        <w:t>&gt; Titration scheduling is handled by nursing staff, which the practice finds workable.</w:t>
+      </w:r>
+    </w:p>
+    <w:p>
+      <w:r>
+        <w:rPr>
+          <w:sz w:val="21"/>
+        </w:rPr>
+      </w:r>
+    </w:p>
+    <w:p>
+      <w:r>
+        <w:rPr>
+          <w:b/>
+          <w:sz w:val="21"/>
+        </w:rPr>
+        <w:t>Yesenia Wainwright, MD, Beacon Hill Neurology Associates, Roanoke, VA (RSM)</w:t>
+      </w:r>
+    </w:p>
+    <w:p>
+      <w:r>
+        <w:rPr>
+          <w:sz w:val="21"/>
+        </w:rPr>
+        <w:t>&gt; The practice lost a front-desk coordinator and has not backfilled, so the new-patient backlog is slowly recovering.</w:t>
+      </w:r>
+    </w:p>
+    <w:p>
+      <w:r>
+        <w:rPr>
+          <w:sz w:val="21"/>
+        </w:rPr>
+        <w:t>&gt; The appeals process takes longer than the clinical decision, which came up as a general frustration.</w:t>
+      </w:r>
+    </w:p>
+    <w:p>
+      <w:r>
+        <w:rPr>
+          <w:sz w:val="21"/>
+        </w:rPr>
+        <w:t>&gt; Mentioned a review that circulated on the service but did not raise any specific finding.</w:t>
+      </w:r>
+    </w:p>
+    <w:p>
+      <w:r>
+        <w:rPr>
+          <w:sz w:val="21"/>
+        </w:rPr>
+        <w:t>&gt; Compared notes on which sessions were worth the time.</w:t>
+      </w:r>
+    </w:p>
+    <w:p>
+      <w:r>
+        <w:rPr>
+          <w:sz w:val="21"/>
+        </w:rPr>
+      </w:r>
+    </w:p>
+    <w:p>
+      <w:r>
+        <w:rPr>
+          <w:b/>
+          <w:sz w:val="21"/>
+        </w:rPr>
+        <w:t>Mei-Lin Tsang, MD, Bayview Epilepsy Associates, Oakland, CA (RSM)</w:t>
       </w:r>
     </w:p>
     <w:p>
@@ -239,302 +583,6 @@
         <w:rPr>
           <w:sz w:val="21"/>
         </w:rPr>
-        <w:t>&gt; The composition of long-standing patients has shifted over the last year or two.</w:t>
-      </w:r>
-    </w:p>
-    <w:p>
-      <w:r>
-        <w:rPr>
-          <w:sz w:val="21"/>
-        </w:rPr>
-      </w:r>
-    </w:p>
-    <w:p>
-      <w:r>
-        <w:rPr>
-          <w:b/>
-          <w:sz w:val="21"/>
-        </w:rPr>
-        <w:t>Nikolai Underhill, MD, Willowmere Neuroscience Center, Bakersfield, CA (RSM)</w:t>
-      </w:r>
-    </w:p>
-    <w:p>
-      <w:r>
-        <w:rPr>
-          <w:sz w:val="21"/>
-        </w:rPr>
-        <w:t>&gt; Stopped by at the nurses' station for a short conversation.</w:t>
-      </w:r>
-    </w:p>
-    <w:p>
-      <w:r>
-        <w:rPr>
-          <w:sz w:val="21"/>
-        </w:rPr>
-        <w:t>&gt; Noted that formulary questions has improved somewhat and that this is not specific to any one product.</w:t>
-      </w:r>
-    </w:p>
-    <w:p>
-      <w:r>
-        <w:rPr>
-          <w:sz w:val="21"/>
-        </w:rPr>
-        <w:t>&gt; The travel schedule this year came up, and little else.</w:t>
-      </w:r>
-    </w:p>
-    <w:p>
-      <w:r>
-        <w:rPr>
-          <w:sz w:val="21"/>
-        </w:rPr>
-      </w:r>
-    </w:p>
-    <w:p>
-      <w:r>
-        <w:rPr>
-          <w:b/>
-          <w:sz w:val="21"/>
-        </w:rPr>
-        <w:t>Gaspar Nashwood, MD, Copperfield Neurology Institute, Omaha, NE (RSM)</w:t>
-      </w:r>
-    </w:p>
-    <w:p>
-      <w:r>
-        <w:rPr>
-          <w:sz w:val="21"/>
-        </w:rPr>
-        <w:t>&gt; Mentioned a guideline update discussed at journal club but did not raise any specific finding.</w:t>
-      </w:r>
-    </w:p>
-    <w:p>
-      <w:r>
-        <w:rPr>
-          <w:sz w:val="21"/>
-        </w:rPr>
-        <w:t>&gt; Asked whether I would be at the meeting later this year.</w:t>
-      </w:r>
-    </w:p>
-    <w:p>
-      <w:r>
-        <w:rPr>
-          <w:sz w:val="21"/>
-        </w:rPr>
-        <w:t>&gt; Talked through long-standing patients in general terms, without any specific case.</w:t>
-      </w:r>
-    </w:p>
-    <w:p>
-      <w:r>
-        <w:rPr>
-          <w:sz w:val="21"/>
-        </w:rPr>
-      </w:r>
-    </w:p>
-    <w:p>
-      <w:r>
-        <w:rPr>
-          <w:b/>
-          <w:sz w:val="21"/>
-        </w:rPr>
-        <w:t>Quentin Lammermoor, MD, Riverstone Comprehensive Epilepsy Clinic, Boise, ID (AR)</w:t>
-      </w:r>
-    </w:p>
-    <w:p>
-      <w:r>
-        <w:rPr>
-          <w:sz w:val="21"/>
-        </w:rPr>
-        <w:t>&gt; Titration scheduling is handled by nursing staff, which teh practice finds workable.</w:t>
-      </w:r>
-    </w:p>
-    <w:p>
-      <w:r>
-        <w:rPr>
-          <w:sz w:val="21"/>
-        </w:rPr>
-        <w:t>&gt; The referral intake process has not settled, and that took up teh first part of the conversation.</w:t>
-      </w:r>
-    </w:p>
-    <w:p>
-      <w:r>
-        <w:rPr>
-          <w:sz w:val="21"/>
-        </w:rPr>
-        <w:t>&gt; Talked through teh surgical workup list in general terms, without any specific case.</w:t>
-      </w:r>
-    </w:p>
-    <w:p>
-      <w:r>
-        <w:rPr>
-          <w:sz w:val="21"/>
-        </w:rPr>
-      </w:r>
-    </w:p>
-    <w:p>
-      <w:r>
-        <w:rPr>
-          <w:b/>
-          <w:sz w:val="21"/>
-        </w:rPr>
-        <w:t>Stephen Aldrich, MD, Cascade Summit Medical Center, Tacoma, WA (RSM)</w:t>
-      </w:r>
-    </w:p>
-    <w:p>
-      <w:r>
-        <w:rPr>
-          <w:sz w:val="21"/>
-        </w:rPr>
-        <w:t>&gt; Spent some time on the older half of the panel and how workup decisions get sequenced.</w:t>
-      </w:r>
-    </w:p>
-    <w:p>
-      <w:r>
-        <w:rPr>
-          <w:sz w:val="21"/>
-        </w:rPr>
-        <w:t>&gt; The scheduling system changed again last month, and that took up the first part of the conversation.</w:t>
-      </w:r>
-    </w:p>
-    <w:p>
-      <w:r>
-        <w:rPr>
-          <w:sz w:val="21"/>
-        </w:rPr>
-        <w:t>&gt; Asked whether I had seen a case series someone forwarded; I had not, and offered nothing in return.</w:t>
-      </w:r>
-    </w:p>
-    <w:p>
-      <w:r>
-        <w:rPr>
-          <w:sz w:val="21"/>
-        </w:rPr>
-      </w:r>
-    </w:p>
-    <w:p>
-      <w:r>
-        <w:rPr>
-          <w:b/>
-          <w:sz w:val="21"/>
-        </w:rPr>
-        <w:t>Adaeze Castellane, MD, Harborlight Epilepsy Center, Savannah, GA (RSM)</w:t>
-      </w:r>
-    </w:p>
-    <w:p>
-      <w:r>
-        <w:rPr>
-          <w:sz w:val="21"/>
-        </w:rPr>
-        <w:t>&gt; Caught a half-hour window in the workroom between patients.</w:t>
-      </w:r>
-    </w:p>
-    <w:p>
-      <w:r>
-        <w:rPr>
-          <w:sz w:val="21"/>
-        </w:rPr>
-        <w:t>&gt; Most of the discussion was about the phone triage line, which is being piloted this quarter.</w:t>
-      </w:r>
-    </w:p>
-    <w:p>
-      <w:r>
-        <w:rPr>
-          <w:sz w:val="21"/>
-        </w:rPr>
-        <w:t>&gt; Coverage paperwork takes longer than the clinical decision, which came up as a general frustration.</w:t>
-      </w:r>
-    </w:p>
-    <w:p>
-      <w:r>
-        <w:rPr>
-          <w:sz w:val="21"/>
-        </w:rPr>
-        <w:t>&gt; Left it at that, with the next visit to be scheduled.</w:t>
-      </w:r>
-    </w:p>
-    <w:p>
-      <w:r>
-        <w:rPr>
-          <w:sz w:val="21"/>
-        </w:rPr>
-      </w:r>
-    </w:p>
-    <w:p>
-      <w:r>
-        <w:rPr>
-          <w:b/>
-          <w:sz w:val="21"/>
-        </w:rPr>
-        <w:t>Eloise Cavanaugh, MD, Marbury Neurological Care Center, Trenton, NJ (RSM)</w:t>
-      </w:r>
-    </w:p>
-    <w:p>
-      <w:r>
-        <w:rPr>
-          <w:sz w:val="21"/>
-        </w:rPr>
-        <w:t>&gt; A twenty-minute visit in the corridor; the schedule was tight.</w:t>
-      </w:r>
-    </w:p>
-    <w:p>
-      <w:r>
-        <w:rPr>
-          <w:sz w:val="21"/>
-        </w:rPr>
-        <w:t>&gt; No materials requested. Safety items asked about and confirmed none.</w:t>
-      </w:r>
-    </w:p>
-    <w:p>
-      <w:r>
-        <w:rPr>
-          <w:sz w:val="21"/>
-        </w:rPr>
-        <w:t>&gt; The referral intake process has not settled, and that took up the first part of the conversation.</w:t>
-      </w:r>
-    </w:p>
-    <w:p>
-      <w:r>
-        <w:rPr>
-          <w:sz w:val="21"/>
-        </w:rPr>
-        <w:t>&gt; Asked whether I had seen a review that circulated on the service; I had not, and offered nothing in return.</w:t>
-      </w:r>
-    </w:p>
-    <w:p>
-      <w:r>
-        <w:rPr>
-          <w:sz w:val="21"/>
-        </w:rPr>
-        <w:t>&gt; The practice lost the epilepsy fellow and has not backfilled, so the referral queue has stretched out.</w:t>
-      </w:r>
-    </w:p>
-    <w:p>
-      <w:r>
-        <w:rPr>
-          <w:sz w:val="21"/>
-        </w:rPr>
-      </w:r>
-    </w:p>
-    <w:p>
-      <w:r>
-        <w:rPr>
-          <w:b/>
-          <w:sz w:val="21"/>
-        </w:rPr>
-        <w:t>Mateo Zeitler, MD, Northbrook Neurology Institute, Fayetteville, NC (RSM)</w:t>
-      </w:r>
-    </w:p>
-    <w:p>
-      <w:r>
-        <w:rPr>
-          <w:sz w:val="21"/>
-        </w:rPr>
-        <w:t>&gt; The new charting templates changed again last month, and that took up the first part of the conversation.</w:t>
-      </w:r>
-    </w:p>
-    <w:p>
-      <w:r>
-        <w:rPr>
-          <w:sz w:val="21"/>
-        </w:rPr>
         <w:t>&gt; Monitoring intervals during titration are set by clinic routine here rather than by protocol.</w:t>
       </w:r>
     </w:p>
@@ -543,7 +591,7 @@
         <w:rPr>
           <w:sz w:val="21"/>
         </w:rPr>
-        <w:t>&gt; Mentioned a guideline update discussed at journal club but did not raise any specific finding.</w:t>
+        <w:t>&gt; Compared notes on which sessions were worth the time.</w:t>
       </w:r>
     </w:p>
     <w:p>
@@ -551,39 +599,7 @@
         <w:rPr>
           <w:sz w:val="21"/>
         </w:rPr>
-      </w:r>
-    </w:p>
-    <w:p>
-      <w:r>
-        <w:rPr>
-          <w:b/>
-          <w:sz w:val="21"/>
-        </w:rPr>
-        <w:t>Renata Hollingsworth, MD, Silver Creek Medical Group, Peoria, IL (AR)</w:t>
-      </w:r>
-    </w:p>
-    <w:p>
-      <w:r>
-        <w:rPr>
-          <w:sz w:val="21"/>
-        </w:rPr>
-        <w:t>&gt; Monitoring intervals during titration are set by clinic routine here rather than by protocol.</w:t>
-      </w:r>
-    </w:p>
-    <w:p>
-      <w:r>
-        <w:rPr>
-          <w:sz w:val="21"/>
-        </w:rPr>
-        <w:t>&gt; Formulary questions is handled by one person here, which came up as a general frustration.</w:t>
-      </w:r>
-    </w:p>
-    <w:p>
-      <w:r>
-        <w:rPr>
-          <w:sz w:val="21"/>
-        </w:rPr>
-        <w:t>&gt; Most of the discussion was about the scheduling system, which changed again last month.</w:t>
+        <w:t>&gt; Agreed to reconnect at a follow-up appointment; no materials requested.</w:t>
       </w:r>
     </w:p>
     <w:p>
